--- a/public/temas/ejercicio-1/ESQUEMA TEMA 9.docx
+++ b/public/temas/ejercicio-1/ESQUEMA TEMA 9.docx
@@ -428,7 +428,7 @@
           <w:b/>
           <w:sz w:val="22"/>
         </w:rPr>
-        <w:t>RD 68/2025</w:t>
+        <w:t>Real Decreto 68/2025</w:t>
       </w:r>
       <w:r>
         <w:rPr>
@@ -487,7 +487,7 @@
           <w:b/>
           <w:sz w:val="22"/>
         </w:rPr>
-        <w:t>RD 1049/2003</w:t>
+        <w:t>Real Decreto 1049/2003</w:t>
       </w:r>
       <w:r>
         <w:rPr>
@@ -502,7 +502,7 @@
           <w:b/>
           <w:sz w:val="22"/>
         </w:rPr>
-        <w:t>RD 523/2020</w:t>
+        <w:t>Real Decreto 523/2020</w:t>
       </w:r>
       <w:r>
         <w:rPr>
@@ -517,7 +517,7 @@
           <w:b/>
           <w:sz w:val="22"/>
         </w:rPr>
-        <w:t>RD 68/2025</w:t>
+        <w:t>Real Decreto 68/2025</w:t>
       </w:r>
       <w:r>
         <w:rPr>
@@ -1135,7 +1135,7 @@
           <w:b/>
           <w:sz w:val="22"/>
         </w:rPr>
-        <w:t>RD 1049/2003</w:t>
+        <w:t>Real Decreto 1049/2003</w:t>
       </w:r>
       <w:r>
         <w:rPr>
@@ -1150,7 +1150,7 @@
           <w:b/>
           <w:sz w:val="22"/>
         </w:rPr>
-        <w:t>RD 287/2015</w:t>
+        <w:t>Real Decreto 287/2015</w:t>
       </w:r>
       <w:r>
         <w:rPr>
@@ -1180,7 +1180,7 @@
           <w:b/>
           <w:sz w:val="22"/>
         </w:rPr>
-        <w:t>RD 68/2025</w:t>
+        <w:t>Real Decreto 68/2025</w:t>
       </w:r>
     </w:p>
     <w:p>
@@ -1253,7 +1253,7 @@
           <w:b/>
           <w:sz w:val="22"/>
         </w:rPr>
-        <w:t>Orden Ministerial de 12-6-1986</w:t>
+        <w:t>Orden Ministerial de 12 de junio de 1986</w:t>
       </w:r>
     </w:p>
     <w:p>
@@ -1364,7 +1364,7 @@
           <w:b/>
           <w:sz w:val="22"/>
         </w:rPr>
-        <w:t>RD 1052/2003</w:t>
+        <w:t>Real Decreto 1052/2003</w:t>
       </w:r>
       <w:r>
         <w:rPr>
@@ -1671,7 +1671,7 @@
           <w:b/>
           <w:sz w:val="22"/>
         </w:rPr>
-        <w:t>RD 1052/2003</w:t>
+        <w:t>Real Decreto 1052/2003</w:t>
       </w:r>
       <w:r>
         <w:rPr>
@@ -2340,7 +2340,7 @@
           <w:b/>
           <w:sz w:val="22"/>
         </w:rPr>
-        <w:t>RD 1027/2024</w:t>
+        <w:t>Real Decreto 1027/2024</w:t>
       </w:r>
       <w:r>
         <w:rPr>
@@ -2355,7 +2355,7 @@
           <w:b/>
           <w:sz w:val="22"/>
         </w:rPr>
-        <w:t>RD 226/2008</w:t>
+        <w:t>Real Decreto 226/2008</w:t>
       </w:r>
       <w:r>
         <w:rPr>
@@ -2830,7 +2830,7 @@
           <w:b/>
           <w:sz w:val="22"/>
         </w:rPr>
-        <w:t>RD 1049/2003</w:t>
+        <w:t>Real Decreto 1049/2003</w:t>
       </w:r>
       <w:r>
         <w:rPr>
@@ -2860,7 +2860,7 @@
           <w:b/>
           <w:sz w:val="22"/>
         </w:rPr>
-        <w:t>RD 1052/2003</w:t>
+        <w:t>Real Decreto 1052/2003</w:t>
       </w:r>
       <w:r>
         <w:rPr>
@@ -3287,7 +3287,7 @@
           <w:b/>
           <w:sz w:val="22"/>
         </w:rPr>
-        <w:t>RD 1201/2002</w:t>
+        <w:t>Real Decreto 1201/2002</w:t>
       </w:r>
       <w:r>
         <w:rPr>
@@ -3435,7 +3435,7 @@
           <w:b/>
           <w:sz w:val="22"/>
         </w:rPr>
-        <w:t>RD 175/2004</w:t>
+        <w:t>Real Decreto 175/2004</w:t>
       </w:r>
       <w:r>
         <w:rPr>
@@ -3523,7 +3523,7 @@
           <w:b/>
           <w:sz w:val="22"/>
         </w:rPr>
-        <w:t>RD 1055/2022</w:t>
+        <w:t>Real Decreto 1055/2022</w:t>
       </w:r>
       <w:r>
         <w:rPr>
@@ -3626,7 +3626,7 @@
           <w:b/>
           <w:sz w:val="22"/>
         </w:rPr>
-        <w:t>RD 993/2014</w:t>
+        <w:t>Real Decreto 993/2014</w:t>
       </w:r>
       <w:r>
         <w:rPr>
